--- a/2023101120_A2_updated.docx
+++ b/2023101120_A2_updated.docx
@@ -8939,7 +8939,662 @@
           <w:sz w:val="22"/>
           <w:szCs w:val="22"/>
         </w:rPr>
-        <w:t xml:space="preserve">For EB-NeRD the earlier v1 extended evaluation is unchanged (val, n=300): AUC 0.768 overall (0.745 cold-start, 0.768 warm), diversity 0.856, coverage 0.041 of 11,777 articles.</w:t>
+        <w:t xml:space="preserve">EB-NeRD was evaluated with the same harness (full two-stage pipeline with the v1 re-ranker, bootstrap 95% CI on every metric, same cold-start/warm slicing):</w:t>
+      </w:r>
+    </w:p>
+    <w:tbl>
+      <w:tblPr>
+        <w:tblW w:type="dxa" w:w="9360"/>
+        <w:tblBorders>
+          <w:top w:val="single" w:color="auto" w:sz="4"/>
+          <w:left w:val="single" w:color="auto" w:sz="4"/>
+          <w:bottom w:val="single" w:color="auto" w:sz="4"/>
+          <w:right w:val="single" w:color="auto" w:sz="4"/>
+          <w:insideH w:val="single" w:color="auto" w:sz="4"/>
+          <w:insideV w:val="single" w:color="auto" w:sz="4"/>
+        </w:tblBorders>
+      </w:tblPr>
+      <w:tblGrid>
+        <w:gridCol w:w="1700"/>
+        <w:gridCol w:w="1800"/>
+        <w:gridCol w:w="2460"/>
+        <w:gridCol w:w="1700"/>
+        <w:gridCol w:w="1700"/>
+      </w:tblGrid>
+      <w:tr>
+        <w:trPr>
+          <w:tblHeader/>
+        </w:trPr>
+        <w:tc>
+          <w:tcPr>
+            <w:tcW w:type="dxa" w:w="1700"/>
+            <w:tcBorders>
+              <w:top w:val="single" w:color="8EAADB" w:sz="4"/>
+              <w:left w:val="single" w:color="8EAADB" w:sz="4"/>
+              <w:bottom w:val="single" w:color="8EAADB" w:sz="4"/>
+              <w:right w:val="single" w:color="8EAADB" w:sz="4"/>
+            </w:tcBorders>
+            <w:shd w:fill="D9E2F3" w:color="auto" w:val="clear"/>
+            <w:tcMar>
+              <w:top w:type="dxa" w:w="50"/>
+              <w:left w:type="dxa" w:w="90"/>
+              <w:bottom w:type="dxa" w:w="50"/>
+              <w:right w:type="dxa" w:w="90"/>
+            </w:tcMar>
+          </w:tcPr>
+          <w:p>
+            <w:r>
+              <w:rPr>
+                <w:rFonts w:ascii="Calibri" w:cs="Calibri" w:eastAsia="Calibri" w:hAnsi="Calibri"/>
+                <w:b/>
+                <w:bCs/>
+                <w:sz w:val="19"/>
+                <w:szCs w:val="19"/>
+              </w:rPr>
+              <w:t xml:space="preserve">Dataset</w:t>
+            </w:r>
+          </w:p>
+        </w:tc>
+        <w:tc>
+          <w:tcPr>
+            <w:tcW w:type="dxa" w:w="1800"/>
+            <w:tcBorders>
+              <w:top w:val="single" w:color="8EAADB" w:sz="4"/>
+              <w:left w:val="single" w:color="8EAADB" w:sz="4"/>
+              <w:bottom w:val="single" w:color="8EAADB" w:sz="4"/>
+              <w:right w:val="single" w:color="8EAADB" w:sz="4"/>
+            </w:tcBorders>
+            <w:shd w:fill="D9E2F3" w:color="auto" w:val="clear"/>
+            <w:tcMar>
+              <w:top w:type="dxa" w:w="50"/>
+              <w:left w:type="dxa" w:w="90"/>
+              <w:bottom w:type="dxa" w:w="50"/>
+              <w:right w:type="dxa" w:w="90"/>
+            </w:tcMar>
+          </w:tcPr>
+          <w:p>
+            <w:r>
+              <w:rPr>
+                <w:rFonts w:ascii="Calibri" w:cs="Calibri" w:eastAsia="Calibri" w:hAnsi="Calibri"/>
+                <w:b/>
+                <w:bCs/>
+                <w:sz w:val="19"/>
+                <w:szCs w:val="19"/>
+              </w:rPr>
+              <w:t xml:space="preserve">Metric</w:t>
+            </w:r>
+          </w:p>
+        </w:tc>
+        <w:tc>
+          <w:tcPr>
+            <w:tcW w:type="dxa" w:w="2460"/>
+            <w:tcBorders>
+              <w:top w:val="single" w:color="8EAADB" w:sz="4"/>
+              <w:left w:val="single" w:color="8EAADB" w:sz="4"/>
+              <w:bottom w:val="single" w:color="8EAADB" w:sz="4"/>
+              <w:right w:val="single" w:color="8EAADB" w:sz="4"/>
+            </w:tcBorders>
+            <w:shd w:fill="D9E2F3" w:color="auto" w:val="clear"/>
+            <w:tcMar>
+              <w:top w:type="dxa" w:w="50"/>
+              <w:left w:type="dxa" w:w="90"/>
+              <w:bottom w:type="dxa" w:w="50"/>
+              <w:right w:type="dxa" w:w="90"/>
+            </w:tcMar>
+          </w:tcPr>
+          <w:p>
+            <w:r>
+              <w:rPr>
+                <w:rFonts w:ascii="Calibri" w:cs="Calibri" w:eastAsia="Calibri" w:hAnsi="Calibri"/>
+                <w:b/>
+                <w:bCs/>
+                <w:sz w:val="19"/>
+                <w:szCs w:val="19"/>
+              </w:rPr>
+              <w:t xml:space="preserve">Overall</w:t>
+            </w:r>
+          </w:p>
+        </w:tc>
+        <w:tc>
+          <w:tcPr>
+            <w:tcW w:type="dxa" w:w="1700"/>
+            <w:tcBorders>
+              <w:top w:val="single" w:color="8EAADB" w:sz="4"/>
+              <w:left w:val="single" w:color="8EAADB" w:sz="4"/>
+              <w:bottom w:val="single" w:color="8EAADB" w:sz="4"/>
+              <w:right w:val="single" w:color="8EAADB" w:sz="4"/>
+            </w:tcBorders>
+            <w:shd w:fill="D9E2F3" w:color="auto" w:val="clear"/>
+            <w:tcMar>
+              <w:top w:type="dxa" w:w="50"/>
+              <w:left w:type="dxa" w:w="90"/>
+              <w:bottom w:type="dxa" w:w="50"/>
+              <w:right w:type="dxa" w:w="90"/>
+            </w:tcMar>
+          </w:tcPr>
+          <w:p>
+            <w:r>
+              <w:rPr>
+                <w:rFonts w:ascii="Calibri" w:cs="Calibri" w:eastAsia="Calibri" w:hAnsi="Calibri"/>
+                <w:b/>
+                <w:bCs/>
+                <w:sz w:val="19"/>
+                <w:szCs w:val="19"/>
+              </w:rPr>
+              <w:t xml:space="preserve">Cold-start</w:t>
+            </w:r>
+          </w:p>
+        </w:tc>
+        <w:tc>
+          <w:tcPr>
+            <w:tcW w:type="dxa" w:w="1700"/>
+            <w:tcBorders>
+              <w:top w:val="single" w:color="8EAADB" w:sz="4"/>
+              <w:left w:val="single" w:color="8EAADB" w:sz="4"/>
+              <w:bottom w:val="single" w:color="8EAADB" w:sz="4"/>
+              <w:right w:val="single" w:color="8EAADB" w:sz="4"/>
+            </w:tcBorders>
+            <w:shd w:fill="D9E2F3" w:color="auto" w:val="clear"/>
+            <w:tcMar>
+              <w:top w:type="dxa" w:w="50"/>
+              <w:left w:type="dxa" w:w="90"/>
+              <w:bottom w:type="dxa" w:w="50"/>
+              <w:right w:type="dxa" w:w="90"/>
+            </w:tcMar>
+          </w:tcPr>
+          <w:p>
+            <w:r>
+              <w:rPr>
+                <w:rFonts w:ascii="Calibri" w:cs="Calibri" w:eastAsia="Calibri" w:hAnsi="Calibri"/>
+                <w:b/>
+                <w:bCs/>
+                <w:sz w:val="19"/>
+                <w:szCs w:val="19"/>
+              </w:rPr>
+              <w:t xml:space="preserve">Warm</w:t>
+            </w:r>
+          </w:p>
+        </w:tc>
+      </w:tr>
+      <w:tr>
+        <w:tc>
+          <w:tcPr>
+            <w:tcW w:type="dxa" w:w="1700"/>
+            <w:tcBorders>
+              <w:top w:val="single" w:color="8EAADB" w:sz="4"/>
+              <w:left w:val="single" w:color="8EAADB" w:sz="4"/>
+              <w:bottom w:val="single" w:color="8EAADB" w:sz="4"/>
+              <w:right w:val="single" w:color="8EAADB" w:sz="4"/>
+            </w:tcBorders>
+            <w:shd w:fill="F2F5FB" w:color="auto" w:val="clear"/>
+            <w:tcMar>
+              <w:top w:type="dxa" w:w="50"/>
+              <w:left w:type="dxa" w:w="90"/>
+              <w:bottom w:type="dxa" w:w="50"/>
+              <w:right w:type="dxa" w:w="90"/>
+            </w:tcMar>
+          </w:tcPr>
+          <w:p>
+            <w:r>
+              <w:rPr>
+                <w:rFonts w:ascii="Calibri" w:cs="Calibri" w:eastAsia="Calibri" w:hAnsi="Calibri"/>
+                <w:b/>
+                <w:bCs/>
+                <w:sz w:val="19"/>
+                <w:szCs w:val="19"/>
+              </w:rPr>
+              <w:t xml:space="preserve">EB-NeRD</w:t>
+            </w:r>
+          </w:p>
+        </w:tc>
+        <w:tc>
+          <w:tcPr>
+            <w:tcW w:type="dxa" w:w="1800"/>
+            <w:tcBorders>
+              <w:top w:val="single" w:color="8EAADB" w:sz="4"/>
+              <w:left w:val="single" w:color="8EAADB" w:sz="4"/>
+              <w:bottom w:val="single" w:color="8EAADB" w:sz="4"/>
+              <w:right w:val="single" w:color="8EAADB" w:sz="4"/>
+            </w:tcBorders>
+            <w:shd w:fill="F2F5FB" w:color="auto" w:val="clear"/>
+            <w:tcMar>
+              <w:top w:type="dxa" w:w="50"/>
+              <w:left w:type="dxa" w:w="90"/>
+              <w:bottom w:type="dxa" w:w="50"/>
+              <w:right w:type="dxa" w:w="90"/>
+            </w:tcMar>
+          </w:tcPr>
+          <w:p>
+            <w:r>
+              <w:rPr>
+                <w:rFonts w:ascii="Calibri" w:cs="Calibri" w:eastAsia="Calibri" w:hAnsi="Calibri"/>
+                <w:b w:val="false"/>
+                <w:bCs w:val="false"/>
+                <w:sz w:val="19"/>
+                <w:szCs w:val="19"/>
+              </w:rPr>
+              <w:t xml:space="preserve">AUC</w:t>
+            </w:r>
+          </w:p>
+        </w:tc>
+        <w:tc>
+          <w:tcPr>
+            <w:tcW w:type="dxa" w:w="2460"/>
+            <w:tcBorders>
+              <w:top w:val="single" w:color="8EAADB" w:sz="4"/>
+              <w:left w:val="single" w:color="8EAADB" w:sz="4"/>
+              <w:bottom w:val="single" w:color="8EAADB" w:sz="4"/>
+              <w:right w:val="single" w:color="8EAADB" w:sz="4"/>
+            </w:tcBorders>
+            <w:shd w:fill="F2F5FB" w:color="auto" w:val="clear"/>
+            <w:tcMar>
+              <w:top w:type="dxa" w:w="50"/>
+              <w:left w:type="dxa" w:w="90"/>
+              <w:bottom w:type="dxa" w:w="50"/>
+              <w:right w:type="dxa" w:w="90"/>
+            </w:tcMar>
+          </w:tcPr>
+          <w:p>
+            <w:r>
+              <w:rPr>
+                <w:rFonts w:ascii="Calibri" w:cs="Calibri" w:eastAsia="Calibri" w:hAnsi="Calibri"/>
+                <w:b w:val="false"/>
+                <w:bCs w:val="false"/>
+                <w:sz w:val="19"/>
+                <w:szCs w:val="19"/>
+              </w:rPr>
+              <w:t xml:space="preserve">0.768</w:t>
+            </w:r>
+          </w:p>
+        </w:tc>
+        <w:tc>
+          <w:tcPr>
+            <w:tcW w:type="dxa" w:w="1700"/>
+            <w:tcBorders>
+              <w:top w:val="single" w:color="8EAADB" w:sz="4"/>
+              <w:left w:val="single" w:color="8EAADB" w:sz="4"/>
+              <w:bottom w:val="single" w:color="8EAADB" w:sz="4"/>
+              <w:right w:val="single" w:color="8EAADB" w:sz="4"/>
+            </w:tcBorders>
+            <w:shd w:fill="F2F5FB" w:color="auto" w:val="clear"/>
+            <w:tcMar>
+              <w:top w:type="dxa" w:w="50"/>
+              <w:left w:type="dxa" w:w="90"/>
+              <w:bottom w:type="dxa" w:w="50"/>
+              <w:right w:type="dxa" w:w="90"/>
+            </w:tcMar>
+          </w:tcPr>
+          <w:p>
+            <w:r>
+              <w:rPr>
+                <w:rFonts w:ascii="Calibri" w:cs="Calibri" w:eastAsia="Calibri" w:hAnsi="Calibri"/>
+                <w:b w:val="false"/>
+                <w:bCs w:val="false"/>
+                <w:sz w:val="19"/>
+                <w:szCs w:val="19"/>
+              </w:rPr>
+              <w:t xml:space="preserve">0.745</w:t>
+            </w:r>
+          </w:p>
+        </w:tc>
+        <w:tc>
+          <w:tcPr>
+            <w:tcW w:type="dxa" w:w="1700"/>
+            <w:tcBorders>
+              <w:top w:val="single" w:color="8EAADB" w:sz="4"/>
+              <w:left w:val="single" w:color="8EAADB" w:sz="4"/>
+              <w:bottom w:val="single" w:color="8EAADB" w:sz="4"/>
+              <w:right w:val="single" w:color="8EAADB" w:sz="4"/>
+            </w:tcBorders>
+            <w:shd w:fill="F2F5FB" w:color="auto" w:val="clear"/>
+            <w:tcMar>
+              <w:top w:type="dxa" w:w="50"/>
+              <w:left w:type="dxa" w:w="90"/>
+              <w:bottom w:type="dxa" w:w="50"/>
+              <w:right w:type="dxa" w:w="90"/>
+            </w:tcMar>
+          </w:tcPr>
+          <w:p>
+            <w:r>
+              <w:rPr>
+                <w:rFonts w:ascii="Calibri" w:cs="Calibri" w:eastAsia="Calibri" w:hAnsi="Calibri"/>
+                <w:b w:val="false"/>
+                <w:bCs w:val="false"/>
+                <w:sz w:val="19"/>
+                <w:szCs w:val="19"/>
+              </w:rPr>
+              <w:t xml:space="preserve">0.768</w:t>
+            </w:r>
+          </w:p>
+        </w:tc>
+      </w:tr>
+      <w:tr>
+        <w:tc>
+          <w:tcPr>
+            <w:tcW w:type="dxa" w:w="1700"/>
+            <w:tcBorders>
+              <w:top w:val="single" w:color="8EAADB" w:sz="4"/>
+              <w:left w:val="single" w:color="8EAADB" w:sz="4"/>
+              <w:bottom w:val="single" w:color="8EAADB" w:sz="4"/>
+              <w:right w:val="single" w:color="8EAADB" w:sz="4"/>
+            </w:tcBorders>
+            <w:tcMar>
+              <w:top w:type="dxa" w:w="50"/>
+              <w:left w:type="dxa" w:w="90"/>
+              <w:bottom w:type="dxa" w:w="50"/>
+              <w:right w:type="dxa" w:w="90"/>
+            </w:tcMar>
+          </w:tcPr>
+          <w:p>
+            <w:r>
+              <w:rPr>
+                <w:rFonts w:ascii="Calibri" w:cs="Calibri" w:eastAsia="Calibri" w:hAnsi="Calibri"/>
+                <w:b/>
+                <w:bCs/>
+                <w:sz w:val="19"/>
+                <w:szCs w:val="19"/>
+              </w:rPr>
+              <w:t xml:space="preserve">EB-NeRD</w:t>
+            </w:r>
+          </w:p>
+        </w:tc>
+        <w:tc>
+          <w:tcPr>
+            <w:tcW w:type="dxa" w:w="1800"/>
+            <w:tcBorders>
+              <w:top w:val="single" w:color="8EAADB" w:sz="4"/>
+              <w:left w:val="single" w:color="8EAADB" w:sz="4"/>
+              <w:bottom w:val="single" w:color="8EAADB" w:sz="4"/>
+              <w:right w:val="single" w:color="8EAADB" w:sz="4"/>
+            </w:tcBorders>
+            <w:tcMar>
+              <w:top w:type="dxa" w:w="50"/>
+              <w:left w:type="dxa" w:w="90"/>
+              <w:bottom w:type="dxa" w:w="50"/>
+              <w:right w:type="dxa" w:w="90"/>
+            </w:tcMar>
+          </w:tcPr>
+          <w:p>
+            <w:r>
+              <w:rPr>
+                <w:rFonts w:ascii="Calibri" w:cs="Calibri" w:eastAsia="Calibri" w:hAnsi="Calibri"/>
+                <w:b w:val="false"/>
+                <w:bCs w:val="false"/>
+                <w:sz w:val="19"/>
+                <w:szCs w:val="19"/>
+              </w:rPr>
+              <w:t xml:space="preserve">Diversity</w:t>
+            </w:r>
+          </w:p>
+        </w:tc>
+        <w:tc>
+          <w:tcPr>
+            <w:tcW w:type="dxa" w:w="2460"/>
+            <w:tcBorders>
+              <w:top w:val="single" w:color="8EAADB" w:sz="4"/>
+              <w:left w:val="single" w:color="8EAADB" w:sz="4"/>
+              <w:bottom w:val="single" w:color="8EAADB" w:sz="4"/>
+              <w:right w:val="single" w:color="8EAADB" w:sz="4"/>
+            </w:tcBorders>
+            <w:tcMar>
+              <w:top w:type="dxa" w:w="50"/>
+              <w:left w:type="dxa" w:w="90"/>
+              <w:bottom w:type="dxa" w:w="50"/>
+              <w:right w:type="dxa" w:w="90"/>
+            </w:tcMar>
+          </w:tcPr>
+          <w:p>
+            <w:r>
+              <w:rPr>
+                <w:rFonts w:ascii="Calibri" w:cs="Calibri" w:eastAsia="Calibri" w:hAnsi="Calibri"/>
+                <w:b w:val="false"/>
+                <w:bCs w:val="false"/>
+                <w:sz w:val="19"/>
+                <w:szCs w:val="19"/>
+              </w:rPr>
+              <w:t xml:space="preserve">0.856</w:t>
+            </w:r>
+          </w:p>
+        </w:tc>
+        <w:tc>
+          <w:tcPr>
+            <w:tcW w:type="dxa" w:w="1700"/>
+            <w:tcBorders>
+              <w:top w:val="single" w:color="8EAADB" w:sz="4"/>
+              <w:left w:val="single" w:color="8EAADB" w:sz="4"/>
+              <w:bottom w:val="single" w:color="8EAADB" w:sz="4"/>
+              <w:right w:val="single" w:color="8EAADB" w:sz="4"/>
+            </w:tcBorders>
+            <w:tcMar>
+              <w:top w:type="dxa" w:w="50"/>
+              <w:left w:type="dxa" w:w="90"/>
+              <w:bottom w:type="dxa" w:w="50"/>
+              <w:right w:type="dxa" w:w="90"/>
+            </w:tcMar>
+          </w:tcPr>
+          <w:p>
+            <w:r>
+              <w:rPr>
+                <w:rFonts w:ascii="Calibri" w:cs="Calibri" w:eastAsia="Calibri" w:hAnsi="Calibri"/>
+                <w:b w:val="false"/>
+                <w:bCs w:val="false"/>
+                <w:sz w:val="19"/>
+                <w:szCs w:val="19"/>
+              </w:rPr>
+              <w:t xml:space="preserve">0.857</w:t>
+            </w:r>
+          </w:p>
+        </w:tc>
+        <w:tc>
+          <w:tcPr>
+            <w:tcW w:type="dxa" w:w="1700"/>
+            <w:tcBorders>
+              <w:top w:val="single" w:color="8EAADB" w:sz="4"/>
+              <w:left w:val="single" w:color="8EAADB" w:sz="4"/>
+              <w:bottom w:val="single" w:color="8EAADB" w:sz="4"/>
+              <w:right w:val="single" w:color="8EAADB" w:sz="4"/>
+            </w:tcBorders>
+            <w:tcMar>
+              <w:top w:type="dxa" w:w="50"/>
+              <w:left w:type="dxa" w:w="90"/>
+              <w:bottom w:type="dxa" w:w="50"/>
+              <w:right w:type="dxa" w:w="90"/>
+            </w:tcMar>
+          </w:tcPr>
+          <w:p>
+            <w:r>
+              <w:rPr>
+                <w:rFonts w:ascii="Calibri" w:cs="Calibri" w:eastAsia="Calibri" w:hAnsi="Calibri"/>
+                <w:b w:val="false"/>
+                <w:bCs w:val="false"/>
+                <w:sz w:val="19"/>
+                <w:szCs w:val="19"/>
+              </w:rPr>
+              <w:t xml:space="preserve">0.856</w:t>
+            </w:r>
+          </w:p>
+        </w:tc>
+      </w:tr>
+      <w:tr>
+        <w:tc>
+          <w:tcPr>
+            <w:tcW w:type="dxa" w:w="1700"/>
+            <w:tcBorders>
+              <w:top w:val="single" w:color="8EAADB" w:sz="4"/>
+              <w:left w:val="single" w:color="8EAADB" w:sz="4"/>
+              <w:bottom w:val="single" w:color="8EAADB" w:sz="4"/>
+              <w:right w:val="single" w:color="8EAADB" w:sz="4"/>
+            </w:tcBorders>
+            <w:shd w:fill="F2F5FB" w:color="auto" w:val="clear"/>
+            <w:tcMar>
+              <w:top w:type="dxa" w:w="50"/>
+              <w:left w:type="dxa" w:w="90"/>
+              <w:bottom w:type="dxa" w:w="50"/>
+              <w:right w:type="dxa" w:w="90"/>
+            </w:tcMar>
+          </w:tcPr>
+          <w:p>
+            <w:r>
+              <w:rPr>
+                <w:rFonts w:ascii="Calibri" w:cs="Calibri" w:eastAsia="Calibri" w:hAnsi="Calibri"/>
+                <w:b/>
+                <w:bCs/>
+                <w:sz w:val="19"/>
+                <w:szCs w:val="19"/>
+              </w:rPr>
+              <w:t xml:space="preserve">EB-NeRD</w:t>
+            </w:r>
+          </w:p>
+        </w:tc>
+        <w:tc>
+          <w:tcPr>
+            <w:tcW w:type="dxa" w:w="1800"/>
+            <w:tcBorders>
+              <w:top w:val="single" w:color="8EAADB" w:sz="4"/>
+              <w:left w:val="single" w:color="8EAADB" w:sz="4"/>
+              <w:bottom w:val="single" w:color="8EAADB" w:sz="4"/>
+              <w:right w:val="single" w:color="8EAADB" w:sz="4"/>
+            </w:tcBorders>
+            <w:shd w:fill="F2F5FB" w:color="auto" w:val="clear"/>
+            <w:tcMar>
+              <w:top w:type="dxa" w:w="50"/>
+              <w:left w:type="dxa" w:w="90"/>
+              <w:bottom w:type="dxa" w:w="50"/>
+              <w:right w:type="dxa" w:w="90"/>
+            </w:tcMar>
+          </w:tcPr>
+          <w:p>
+            <w:r>
+              <w:rPr>
+                <w:rFonts w:ascii="Calibri" w:cs="Calibri" w:eastAsia="Calibri" w:hAnsi="Calibri"/>
+                <w:b w:val="false"/>
+                <w:bCs w:val="false"/>
+                <w:sz w:val="19"/>
+                <w:szCs w:val="19"/>
+              </w:rPr>
+              <w:t xml:space="preserve">Coverage</w:t>
+            </w:r>
+          </w:p>
+        </w:tc>
+        <w:tc>
+          <w:tcPr>
+            <w:tcW w:type="dxa" w:w="2460"/>
+            <w:tcBorders>
+              <w:top w:val="single" w:color="8EAADB" w:sz="4"/>
+              <w:left w:val="single" w:color="8EAADB" w:sz="4"/>
+              <w:bottom w:val="single" w:color="8EAADB" w:sz="4"/>
+              <w:right w:val="single" w:color="8EAADB" w:sz="4"/>
+            </w:tcBorders>
+            <w:shd w:fill="F2F5FB" w:color="auto" w:val="clear"/>
+            <w:tcMar>
+              <w:top w:type="dxa" w:w="50"/>
+              <w:left w:type="dxa" w:w="90"/>
+              <w:bottom w:type="dxa" w:w="50"/>
+              <w:right w:type="dxa" w:w="90"/>
+            </w:tcMar>
+          </w:tcPr>
+          <w:p>
+            <w:r>
+              <w:rPr>
+                <w:rFonts w:ascii="Calibri" w:cs="Calibri" w:eastAsia="Calibri" w:hAnsi="Calibri"/>
+                <w:b w:val="false"/>
+                <w:bCs w:val="false"/>
+                <w:sz w:val="19"/>
+                <w:szCs w:val="19"/>
+              </w:rPr>
+              <w:t xml:space="preserve">0.041 (of 11,777 articles)</w:t>
+            </w:r>
+          </w:p>
+        </w:tc>
+        <w:tc>
+          <w:tcPr>
+            <w:tcW w:type="dxa" w:w="1700"/>
+            <w:tcBorders>
+              <w:top w:val="single" w:color="8EAADB" w:sz="4"/>
+              <w:left w:val="single" w:color="8EAADB" w:sz="4"/>
+              <w:bottom w:val="single" w:color="8EAADB" w:sz="4"/>
+              <w:right w:val="single" w:color="8EAADB" w:sz="4"/>
+            </w:tcBorders>
+            <w:shd w:fill="F2F5FB" w:color="auto" w:val="clear"/>
+            <w:tcMar>
+              <w:top w:type="dxa" w:w="50"/>
+              <w:left w:type="dxa" w:w="90"/>
+              <w:bottom w:type="dxa" w:w="50"/>
+              <w:right w:type="dxa" w:w="90"/>
+            </w:tcMar>
+          </w:tcPr>
+          <w:p>
+            <w:r>
+              <w:rPr>
+                <w:rFonts w:ascii="Calibri" w:cs="Calibri" w:eastAsia="Calibri" w:hAnsi="Calibri"/>
+                <w:b w:val="false"/>
+                <w:bCs w:val="false"/>
+                <w:sz w:val="19"/>
+                <w:szCs w:val="19"/>
+              </w:rPr>
+              <w:t xml:space="preserve"/>
+            </w:r>
+          </w:p>
+        </w:tc>
+        <w:tc>
+          <w:tcPr>
+            <w:tcW w:type="dxa" w:w="1700"/>
+            <w:tcBorders>
+              <w:top w:val="single" w:color="8EAADB" w:sz="4"/>
+              <w:left w:val="single" w:color="8EAADB" w:sz="4"/>
+              <w:bottom w:val="single" w:color="8EAADB" w:sz="4"/>
+              <w:right w:val="single" w:color="8EAADB" w:sz="4"/>
+            </w:tcBorders>
+            <w:shd w:fill="F2F5FB" w:color="auto" w:val="clear"/>
+            <w:tcMar>
+              <w:top w:type="dxa" w:w="50"/>
+              <w:left w:type="dxa" w:w="90"/>
+              <w:bottom w:type="dxa" w:w="50"/>
+              <w:right w:type="dxa" w:w="90"/>
+            </w:tcMar>
+          </w:tcPr>
+          <w:p>
+            <w:r>
+              <w:rPr>
+                <w:rFonts w:ascii="Calibri" w:cs="Calibri" w:eastAsia="Calibri" w:hAnsi="Calibri"/>
+                <w:b w:val="false"/>
+                <w:bCs w:val="false"/>
+                <w:sz w:val="19"/>
+                <w:szCs w:val="19"/>
+              </w:rPr>
+              <w:t xml:space="preserve"/>
+            </w:r>
+          </w:p>
+        </w:tc>
+      </w:tr>
+    </w:tbl>
+    <w:p>
+      <w:pPr>
+        <w:spacing w:after="200" w:before="60"/>
+      </w:pPr>
+      <w:r>
+        <w:rPr>
+          <w:rFonts w:ascii="Calibri" w:cs="Calibri" w:eastAsia="Calibri" w:hAnsi="Calibri"/>
+          <w:i/>
+          <w:iCs/>
+          <w:sz w:val="19"/>
+          <w:szCs w:val="19"/>
+        </w:rPr>
+        <w:t xml:space="preserve">Table 9: EB-NeRD extended evaluation (val split, n=300 sampled impressions, v1 re-ranker). Cold-start and warm users perform comparably -- the behavioural features do not systematically fail new users.</w:t>
+      </w:r>
+    </w:p>
+    <w:p>
+      <w:pPr>
+        <w:spacing w:after="120" w:line="264"/>
+        <w:jc w:val="left"/>
+      </w:pPr>
+      <w:r>
+        <w:rPr>
+          <w:rFonts w:ascii="Calibri" w:cs="Calibri" w:eastAsia="Calibri" w:hAnsi="Calibri"/>
+          <w:sz w:val="22"/>
+          <w:szCs w:val="22"/>
+        </w:rPr>
+        <w:t xml:space="preserve">EB-NeRD's catalog coverage (4.1%) is higher than MIND's because its catalog is about 5.5x smaller (11,777 vs. 65,238 articles), so the same number of top-10 lists covers a larger share of it; the low absolute value reflects the n=300 evaluation sample relative to catalog size, not a structural diversity failure -- intra-list diversity stays high (0.856). EB-NeRD's overall AUC (0.768) is also higher than MIND's (0.693-0.703), consistent with EB-NeRD's richer native session and dwell-time signal.</w:t>
       </w:r>
     </w:p>
     <w:p>
@@ -9561,7 +10216,7 @@
         </w:rPr>
         <w:t xml:space="preserve">Github Link: </w:t>
       </w:r>
-      <w:hyperlink w:history="1" r:id="rIdtl6a6fibnc35yqbb33dxz">
+      <w:hyperlink w:history="1" r:id="rIdxcritukcbwwlqi4u-a7zd">
         <w:r>
           <w:rPr>
             <w:rStyle w:val="Hyperlink"/>
